--- a/src/Parchment.Tests/Scenarios/list-host-style/output.verified.docx
+++ b/src/Parchment.Tests/Scenarios/list-host-style/output.verified.docx
@@ -67,7 +67,7 @@
       <p2:lvlText p2:val=""/>
       <p2:lvlJc p2:val="left"/>
       <p2:pPr>
-        <p2:ind p2:left="720" p2:hanging="360"/>
+        <p2:ind p2:left="480" p2:hanging="240"/>
       </p2:pPr>
       <p2:rPr>
         <p2:rFonts p2:hint="default" p2:ascii="Symbol" p2:hAnsi="Symbol"/>
@@ -78,7 +78,7 @@
       <p2:lvlText p2:val="o"/>
       <p2:lvlJc p2:val="left"/>
       <p2:pPr>
-        <p2:ind p2:left="1080" p2:hanging="360"/>
+        <p2:ind p2:left="960" p2:hanging="240"/>
       </p2:pPr>
       <p2:rPr>
         <p2:rFonts p2:hint="default" p2:ascii="Courier New" p2:hAnsi="Courier New"/>
@@ -89,7 +89,7 @@
       <p2:lvlText p2:val=""/>
       <p2:lvlJc p2:val="left"/>
       <p2:pPr>
-        <p2:ind p2:left="1440" p2:hanging="360"/>
+        <p2:ind p2:left="1440" p2:hanging="240"/>
       </p2:pPr>
       <p2:rPr>
         <p2:rFonts p2:hint="default" p2:ascii="Wingdings" p2:hAnsi="Wingdings"/>
